--- a/SEVEN-G/docx/es/plantillas/P72_SEVEN-G_Perfil_de_seguridad_de_IA_CSF_y_Cyber_AI_Profile.docx
+++ b/SEVEN-G/docx/es/plantillas/P72_SEVEN-G_Perfil_de_seguridad_de_IA_CSF_y_Cyber_AI_Profile.docx
@@ -200,7 +200,7 @@
         <w:t xml:space="preserve">Cada organización que use SEVEN-G es la única responsable de identificar la normativa que le aplica, verificar su vigencia y certificar su propio cumplimiento regulatorio</w:t>
       </w:r>
       <w:r>
-        <w:t xml:space="preserve">, con el asesoramiento cualificado que corresponda. El autor no asume responsabilidad alguna por el uso que se haga de este contenido ni por las decisiones que se adopten con él. Los datos, cifras, compañías y casos de los ejemplos son ficticios o ilustrativos.</w:t>
+        <w:t xml:space="preserve">, con el asesoramiento cualificado que corresponda. Esta metodología es una ayuda genérica y gratuita, compartida con la comunidad para que nadie tenga que empezar desde cero; cada persona u organización puede y debe adaptarla a su propio uso. No debe entenderse que sus partes jurídicamente sensibles hayan sido revisadas por una asesoría jurídica: esas revisiones, para cada empresa o sector, son responsabilidad última de la empresa, el consultor o la organización que la use. Aunque se procura mantenerla al día, alguna norma puede haber cambiado sin que se recoja aquí. En la máxima medida permitida por la ley, el autor no asume responsabilidad alguna por los efectos de su aplicación en ninguna organización ni por su aplicabilidad completa. La metodología no otorga certificación de ningún tipo. El autor no asume responsabilidad alguna por el uso que se haga de este contenido ni por las decisiones que se adopten con él. Los datos, cifras, compañías y casos de los ejemplos son ficticios o ilustrativos.</w:t>
       </w:r>
     </w:p>
     <w:p>

--- a/SEVEN-G/docx/es/plantillas/P72_SEVEN-G_Perfil_de_seguridad_de_IA_CSF_y_Cyber_AI_Profile.docx
+++ b/SEVEN-G/docx/es/plantillas/P72_SEVEN-G_Perfil_de_seguridad_de_IA_CSF_y_Cyber_AI_Profile.docx
@@ -483,7 +483,16 @@
               <w:pStyle w:val="Celda"/>
             </w:pPr>
             <w:r>
-              <w:t xml:space="preserve">T15 · Diagnóstico de madurez aporta las respuestas; T10 aporta el estado de los controles SEG y AG. En la versión 0.x, el perfil se completa en esta plantilla o en su versión Word.</w:t>
+              <w:t xml:space="preserve">T15 · Diagnóstico de madurez calcula este perfil en su vista «Perfil CSF» (nivel derivado del cuestionario, niveles propios, objetivos, brecha, </w:t>
+            </w:r>
+            <w:r>
+              <w:rPr>
+                <w:i/>
+              </w:rPr>
+              <w:t xml:space="preserve">tier</w:t>
+            </w:r>
+            <w:r>
+              <w:t xml:space="preserve"> equivalente, resúmenes por función y área y CSV) y guarda su resumen en el registro T01; T10 aporta el estado de los controles SEG y AG. Esta plantilla es su equivalente en papel o en Word.</w:t>
             </w:r>
           </w:p>
         </w:tc>

--- a/SEVEN-G/docx/es/plantillas/P72_SEVEN-G_Perfil_de_seguridad_de_IA_CSF_y_Cyber_AI_Profile.docx
+++ b/SEVEN-G/docx/es/plantillas/P72_SEVEN-G_Perfil_de_seguridad_de_IA_CSF_y_Cyber_AI_Profile.docx
@@ -8039,7 +8039,7 @@
               <w:pStyle w:val="Celda"/>
             </w:pPr>
             <w:r>
-              <w:t xml:space="preserve">Sin cobertura específica en la versión 0.x (34 §5.3): se evalúa como caso de uso con los niveles de autonomía del 35 §5.</w:t>
+              <w:t xml:space="preserve">35 §9.3; SEG-21 a SEG-25 y niveles de autonomía A0–A3</w:t>
             </w:r>
           </w:p>
         </w:tc>
@@ -9476,6 +9476,47 @@
             </w:r>
             <w:r>
               <w:t xml:space="preserve"> equivalente como vista y los resúmenes por función del CSF y por área Secure, Defend y Thwart.</w:t>
+            </w:r>
+          </w:p>
+        </w:tc>
+      </w:tr>
+      <w:tr>
+        <w:tc>
+          <w:tcPr>
+            <w:tcW w:w="3213" w:type="dxa"/>
+          </w:tcPr>
+          <w:p>
+            <w:pPr>
+              <w:pStyle w:val="Celda"/>
+            </w:pPr>
+            <w:r>
+              <w:t xml:space="preserve">0.2</w:t>
+            </w:r>
+          </w:p>
+        </w:tc>
+        <w:tc>
+          <w:tcPr>
+            <w:tcW w:w="3213" w:type="dxa"/>
+          </w:tcPr>
+          <w:p>
+            <w:pPr>
+              <w:pStyle w:val="Celda"/>
+            </w:pPr>
+            <w:r>
+              <w:t xml:space="preserve">25-09-2026</w:t>
+            </w:r>
+          </w:p>
+        </w:tc>
+        <w:tc>
+          <w:tcPr>
+            <w:tcW w:w="3213" w:type="dxa"/>
+          </w:tcPr>
+          <w:p>
+            <w:pPr>
+              <w:pStyle w:val="Celda"/>
+            </w:pPr>
+            <w:r>
+              <w:t xml:space="preserve">El área Defend remite al 35 §9.3 y a los controles SEG-21 a SEG-25.</w:t>
             </w:r>
           </w:p>
         </w:tc>

--- a/SEVEN-G/docx/es/plantillas/P72_SEVEN-G_Perfil_de_seguridad_de_IA_CSF_y_Cyber_AI_Profile.docx
+++ b/SEVEN-G/docx/es/plantillas/P72_SEVEN-G_Perfil_de_seguridad_de_IA_CSF_y_Cyber_AI_Profile.docx
@@ -80,7 +80,7 @@
               <w:pStyle w:val="Celda"/>
             </w:pPr>
             <w:r>
-              <w:t xml:space="preserve">0.1 (borrador de trabajo)</w:t>
+              <w:t xml:space="preserve">0.3 (borrador de trabajo)</w:t>
             </w:r>
           </w:p>
         </w:tc>
@@ -108,7 +108,7 @@
               <w:pStyle w:val="Celda"/>
             </w:pPr>
             <w:r>
-              <w:t xml:space="preserve">25-09-2026</w:t>
+              <w:t xml:space="preserve">19-10-2026</w:t>
             </w:r>
           </w:p>
         </w:tc>
@@ -7962,7 +7962,7 @@
               <w:pStyle w:val="Celda"/>
             </w:pPr>
             <w:r>
-              <w:t xml:space="preserve">35 §3–§8; SEG-01 a SEG-14; AG-01 a AG-20</w:t>
+              <w:t xml:space="preserve">35 §3–§8; SEG-01 a SEG-14, SEG-26 y SEG-27; AG-01 a AG-20</w:t>
             </w:r>
           </w:p>
         </w:tc>
@@ -9517,6 +9517,47 @@
             </w:pPr>
             <w:r>
               <w:t xml:space="preserve">El área Defend remite al 35 §9.3 y a los controles SEG-21 a SEG-25.</w:t>
+            </w:r>
+          </w:p>
+        </w:tc>
+      </w:tr>
+      <w:tr>
+        <w:tc>
+          <w:tcPr>
+            <w:tcW w:w="3213" w:type="dxa"/>
+          </w:tcPr>
+          <w:p>
+            <w:pPr>
+              <w:pStyle w:val="Celda"/>
+            </w:pPr>
+            <w:r>
+              <w:t xml:space="preserve">0.3</w:t>
+            </w:r>
+          </w:p>
+        </w:tc>
+        <w:tc>
+          <w:tcPr>
+            <w:tcW w:w="3213" w:type="dxa"/>
+          </w:tcPr>
+          <w:p>
+            <w:pPr>
+              <w:pStyle w:val="Celda"/>
+            </w:pPr>
+            <w:r>
+              <w:t xml:space="preserve">19-10-2026</w:t>
+            </w:r>
+          </w:p>
+        </w:tc>
+        <w:tc>
+          <w:tcPr>
+            <w:tcW w:w="3213" w:type="dxa"/>
+          </w:tcPr>
+          <w:p>
+            <w:pPr>
+              <w:pStyle w:val="Celda"/>
+            </w:pPr>
+            <w:r>
+              <w:t xml:space="preserve">El área Secure incluye la pasarela corporativa de IA (SEG-26) y el banco de pruebas corporativo de agentes (SEG-27) (D159).</w:t>
             </w:r>
           </w:p>
         </w:tc>
